--- a/docs/Справочная_информация/2_jetbot_drivers.docx
+++ b/docs/Справочная_информация/2_jetbot_drivers.docx
@@ -3704,9 +3704,9 @@
           <w:lang w:val="en-US"/>
         </w:rPr>
       </w:pPr>
-      <w:bookmarkStart w:id="0" w:name="_Toc28955"/>
-      <w:bookmarkStart w:id="1" w:name="_Toc324705705"/>
-      <w:bookmarkStart w:id="2" w:name="_Toc1680501311"/>
+      <w:bookmarkStart w:id="0" w:name="_Toc324705705"/>
+      <w:bookmarkStart w:id="1" w:name="_Toc1680501311"/>
+      <w:bookmarkStart w:id="2" w:name="_Toc28955"/>
       <w:r>
         <w:rPr>
           <w:rFonts w:hint="default"/>
@@ -5151,10 +5151,10 @@
           <w:lang w:val="ru-RU"/>
         </w:rPr>
       </w:pPr>
-      <w:bookmarkStart w:id="9" w:name="_Toc17382"/>
-      <w:bookmarkStart w:id="10" w:name="_Toc740184870"/>
-      <w:bookmarkStart w:id="11" w:name="_Toc1011666856"/>
-      <w:bookmarkStart w:id="12" w:name="_Toc2110081956"/>
+      <w:bookmarkStart w:id="9" w:name="_Toc740184870"/>
+      <w:bookmarkStart w:id="10" w:name="_Toc1011666856"/>
+      <w:bookmarkStart w:id="11" w:name="_Toc2110081956"/>
+      <w:bookmarkStart w:id="12" w:name="_Toc17382"/>
       <w:r>
         <w:rPr>
           <w:rFonts w:hint="default"/>
@@ -5239,9 +5239,9 @@
         </w:rPr>
       </w:pPr>
       <w:bookmarkStart w:id="13" w:name="_Toc1563770114"/>
-      <w:bookmarkStart w:id="14" w:name="_Toc1094326253"/>
-      <w:bookmarkStart w:id="15" w:name="_Toc674"/>
-      <w:bookmarkStart w:id="16" w:name="_Toc1222476944"/>
+      <w:bookmarkStart w:id="14" w:name="_Toc1222476944"/>
+      <w:bookmarkStart w:id="15" w:name="_Toc1094326253"/>
+      <w:bookmarkStart w:id="16" w:name="_Toc674"/>
       <w:r>
         <w:rPr>
           <w:rFonts w:hint="default"/>
@@ -5343,10 +5343,10 @@
           <w:lang w:val="ru-RU"/>
         </w:rPr>
       </w:pPr>
-      <w:bookmarkStart w:id="17" w:name="_Toc1197020385"/>
-      <w:bookmarkStart w:id="18" w:name="_Toc587116237"/>
-      <w:bookmarkStart w:id="19" w:name="_Toc4948"/>
-      <w:bookmarkStart w:id="20" w:name="_Toc851805028"/>
+      <w:bookmarkStart w:id="17" w:name="_Toc4948"/>
+      <w:bookmarkStart w:id="18" w:name="_Toc851805028"/>
+      <w:bookmarkStart w:id="19" w:name="_Toc587116237"/>
+      <w:bookmarkStart w:id="20" w:name="_Toc1197020385"/>
       <w:r>
         <w:rPr>
           <w:rFonts w:hint="default"/>
@@ -5488,8 +5488,8 @@
           <w:lang w:val="ru-RU"/>
         </w:rPr>
       </w:pPr>
-      <w:bookmarkStart w:id="21" w:name="_Toc2047"/>
-      <w:bookmarkStart w:id="22" w:name="_Toc1114914474"/>
+      <w:bookmarkStart w:id="21" w:name="_Toc1114914474"/>
+      <w:bookmarkStart w:id="22" w:name="_Toc2047"/>
       <w:bookmarkStart w:id="23" w:name="_Toc530827015"/>
       <w:r>
         <w:rPr>
@@ -5627,10 +5627,10 @@
           <w:lang w:val="ru-RU"/>
         </w:rPr>
       </w:pPr>
-      <w:bookmarkStart w:id="26" w:name="_Toc1953700966"/>
+      <w:bookmarkStart w:id="26" w:name="_Toc639691696"/>
       <w:bookmarkStart w:id="27" w:name="_Toc3038"/>
       <w:bookmarkStart w:id="28" w:name="_Toc1103433359"/>
-      <w:bookmarkStart w:id="29" w:name="_Toc639691696"/>
+      <w:bookmarkStart w:id="29" w:name="_Toc1953700966"/>
       <w:r>
         <w:rPr>
           <w:rFonts w:hint="default"/>
@@ -6135,10 +6135,10 @@
           <w:lang w:val="en-US"/>
         </w:rPr>
       </w:pPr>
-      <w:bookmarkStart w:id="30" w:name="_Toc250706862"/>
-      <w:bookmarkStart w:id="31" w:name="_Toc31124"/>
-      <w:bookmarkStart w:id="32" w:name="_Toc1284989670"/>
-      <w:bookmarkStart w:id="33" w:name="_Toc1989024247"/>
+      <w:bookmarkStart w:id="30" w:name="_Toc1284989670"/>
+      <w:bookmarkStart w:id="31" w:name="_Toc250706862"/>
+      <w:bookmarkStart w:id="32" w:name="_Toc1989024247"/>
+      <w:bookmarkStart w:id="33" w:name="_Toc31124"/>
       <w:r>
         <w:rPr>
           <w:rFonts w:hint="default"/>
@@ -6297,10 +6297,10 @@
           <w:lang w:val="en-US"/>
         </w:rPr>
       </w:pPr>
-      <w:bookmarkStart w:id="34" w:name="_Toc1004621039"/>
-      <w:bookmarkStart w:id="35" w:name="_Toc75455952"/>
-      <w:bookmarkStart w:id="36" w:name="_Toc30114"/>
-      <w:bookmarkStart w:id="37" w:name="_Toc1422531333"/>
+      <w:bookmarkStart w:id="34" w:name="_Toc75455952"/>
+      <w:bookmarkStart w:id="35" w:name="_Toc1422531333"/>
+      <w:bookmarkStart w:id="36" w:name="_Toc1004621039"/>
+      <w:bookmarkStart w:id="37" w:name="_Toc30114"/>
       <w:r>
         <w:rPr>
           <w:rFonts w:hint="default"/>
@@ -7000,9 +7000,9 @@
           <w:lang w:val="ru-RU"/>
         </w:rPr>
       </w:pPr>
-      <w:bookmarkStart w:id="38" w:name="_Toc12439"/>
-      <w:bookmarkStart w:id="39" w:name="_Toc1423508910"/>
-      <w:bookmarkStart w:id="40" w:name="_Toc624789171"/>
+      <w:bookmarkStart w:id="38" w:name="_Toc1423508910"/>
+      <w:bookmarkStart w:id="39" w:name="_Toc624789171"/>
+      <w:bookmarkStart w:id="40" w:name="_Toc12439"/>
       <w:r>
         <w:rPr>
           <w:rFonts w:hint="default"/>
@@ -7153,8 +7153,8 @@
           <w:lang w:val="en-US"/>
         </w:rPr>
       </w:pPr>
-      <w:bookmarkStart w:id="43" w:name="_Toc25812445"/>
-      <w:bookmarkStart w:id="44" w:name="_Toc30136"/>
+      <w:bookmarkStart w:id="43" w:name="_Toc30136"/>
+      <w:bookmarkStart w:id="44" w:name="_Toc25812445"/>
       <w:bookmarkStart w:id="45" w:name="_Toc602169111"/>
       <w:bookmarkStart w:id="46" w:name="_Toc391630299"/>
       <w:r>
@@ -7397,8 +7397,8 @@
         </w:rPr>
       </w:pPr>
       <w:bookmarkStart w:id="47" w:name="_Toc10577"/>
-      <w:bookmarkStart w:id="48" w:name="_Toc230270622"/>
-      <w:bookmarkStart w:id="49" w:name="_Toc976855111"/>
+      <w:bookmarkStart w:id="48" w:name="_Toc976855111"/>
+      <w:bookmarkStart w:id="49" w:name="_Toc230270622"/>
       <w:bookmarkStart w:id="50" w:name="_Toc2106321670"/>
       <w:r>
         <w:rPr>
@@ -7599,9 +7599,9 @@
                 <w:lang w:val="ru-RU"/>
               </w:rPr>
             </w:pPr>
-            <w:bookmarkStart w:id="54" w:name="_Toc500"/>
-            <w:bookmarkStart w:id="55" w:name="_Toc29658"/>
-            <w:bookmarkStart w:id="56" w:name="_Toc7704"/>
+            <w:bookmarkStart w:id="54" w:name="_Toc29658"/>
+            <w:bookmarkStart w:id="55" w:name="_Toc7704"/>
+            <w:bookmarkStart w:id="56" w:name="_Toc500"/>
             <w:r>
               <w:rPr>
                 <w:rFonts w:hint="default"/>
@@ -7633,8 +7633,8 @@
                 <w:lang w:val="ru-RU"/>
               </w:rPr>
             </w:pPr>
-            <w:bookmarkStart w:id="57" w:name="_Toc13605"/>
-            <w:bookmarkStart w:id="58" w:name="_Toc3643"/>
+            <w:bookmarkStart w:id="57" w:name="_Toc3643"/>
+            <w:bookmarkStart w:id="58" w:name="_Toc13605"/>
             <w:bookmarkStart w:id="59" w:name="_Toc706"/>
             <w:r>
               <w:rPr>
@@ -7667,8 +7667,8 @@
                 <w:lang w:val="ru-RU"/>
               </w:rPr>
             </w:pPr>
-            <w:bookmarkStart w:id="60" w:name="_Toc21678"/>
-            <w:bookmarkStart w:id="61" w:name="_Toc7793"/>
+            <w:bookmarkStart w:id="60" w:name="_Toc7793"/>
+            <w:bookmarkStart w:id="61" w:name="_Toc21678"/>
             <w:bookmarkStart w:id="62" w:name="_Toc22202"/>
             <w:r>
               <w:rPr>
@@ -7748,9 +7748,9 @@
                 <w:lang w:val="en-US"/>
               </w:rPr>
             </w:pPr>
-            <w:bookmarkStart w:id="66" w:name="_Toc21160"/>
-            <w:bookmarkStart w:id="67" w:name="_Toc21166"/>
-            <w:bookmarkStart w:id="68" w:name="_Toc10357"/>
+            <w:bookmarkStart w:id="66" w:name="_Toc21166"/>
+            <w:bookmarkStart w:id="67" w:name="_Toc10357"/>
+            <w:bookmarkStart w:id="68" w:name="_Toc21160"/>
             <w:r>
               <w:rPr>
                 <w:rFonts w:hint="default"/>
@@ -7777,8 +7777,8 @@
                 <w:lang w:val="en-US"/>
               </w:rPr>
             </w:pPr>
-            <w:bookmarkStart w:id="69" w:name="_Toc12495"/>
-            <w:bookmarkStart w:id="70" w:name="_Toc19451"/>
+            <w:bookmarkStart w:id="69" w:name="_Toc19451"/>
+            <w:bookmarkStart w:id="70" w:name="_Toc12495"/>
             <w:bookmarkStart w:id="71" w:name="_Toc20318"/>
             <w:r>
               <w:rPr>
@@ -7807,8 +7807,8 @@
               </w:rPr>
             </w:pPr>
             <w:bookmarkStart w:id="72" w:name="_Toc22445"/>
-            <w:bookmarkStart w:id="73" w:name="_Toc6895"/>
-            <w:bookmarkStart w:id="74" w:name="_Toc15829"/>
+            <w:bookmarkStart w:id="73" w:name="_Toc15829"/>
+            <w:bookmarkStart w:id="74" w:name="_Toc6895"/>
             <w:r>
               <w:rPr>
                 <w:rFonts w:hint="default"/>
@@ -7853,9 +7853,9 @@
                 <w:lang w:val="ru-RU"/>
               </w:rPr>
             </w:pPr>
-            <w:bookmarkStart w:id="75" w:name="_Toc29440"/>
-            <w:bookmarkStart w:id="76" w:name="_Toc23885"/>
-            <w:bookmarkStart w:id="77" w:name="_Toc12791"/>
+            <w:bookmarkStart w:id="75" w:name="_Toc12791"/>
+            <w:bookmarkStart w:id="76" w:name="_Toc29440"/>
+            <w:bookmarkStart w:id="77" w:name="_Toc23885"/>
             <w:r>
               <w:rPr>
                 <w:rFonts w:hint="default"/>
@@ -7882,9 +7882,9 @@
                 <w:lang w:val="en-US"/>
               </w:rPr>
             </w:pPr>
-            <w:bookmarkStart w:id="78" w:name="_Toc10352"/>
-            <w:bookmarkStart w:id="79" w:name="_Toc13873"/>
-            <w:bookmarkStart w:id="80" w:name="_Toc7091"/>
+            <w:bookmarkStart w:id="78" w:name="_Toc7091"/>
+            <w:bookmarkStart w:id="79" w:name="_Toc10352"/>
+            <w:bookmarkStart w:id="80" w:name="_Toc13873"/>
             <w:r>
               <w:rPr>
                 <w:rFonts w:hint="default"/>
@@ -7911,9 +7911,9 @@
                 <w:lang w:val="en-US"/>
               </w:rPr>
             </w:pPr>
-            <w:bookmarkStart w:id="81" w:name="_Toc25221"/>
-            <w:bookmarkStart w:id="82" w:name="_Toc19459"/>
-            <w:bookmarkStart w:id="83" w:name="_Toc7759"/>
+            <w:bookmarkStart w:id="81" w:name="_Toc19459"/>
+            <w:bookmarkStart w:id="82" w:name="_Toc7759"/>
+            <w:bookmarkStart w:id="83" w:name="_Toc25221"/>
             <w:r>
               <w:rPr>
                 <w:rFonts w:hint="default"/>
@@ -7941,8 +7941,8 @@
               </w:rPr>
             </w:pPr>
             <w:bookmarkStart w:id="84" w:name="_Toc24383"/>
-            <w:bookmarkStart w:id="85" w:name="_Toc16042"/>
-            <w:bookmarkStart w:id="86" w:name="_Toc15699"/>
+            <w:bookmarkStart w:id="85" w:name="_Toc15699"/>
+            <w:bookmarkStart w:id="86" w:name="_Toc16042"/>
             <w:r>
               <w:rPr>
                 <w:rFonts w:hint="default"/>
@@ -8020,8 +8020,8 @@
       </w:pPr>
       <w:bookmarkStart w:id="87" w:name="_Toc21724"/>
       <w:bookmarkStart w:id="88" w:name="_Toc1451527277"/>
-      <w:bookmarkStart w:id="89" w:name="_Toc230737430"/>
-      <w:bookmarkStart w:id="90" w:name="_Toc898346407"/>
+      <w:bookmarkStart w:id="89" w:name="_Toc898346407"/>
+      <w:bookmarkStart w:id="90" w:name="_Toc230737430"/>
       <w:r>
         <w:rPr>
           <w:rFonts w:hint="default"/>
@@ -8310,12 +8310,6 @@
             <w:insideH w:val="single" w:color="auto" w:sz="4" w:space="0"/>
             <w:insideV w:val="single" w:color="auto" w:sz="4" w:space="0"/>
           </w:tblBorders>
-          <w:tblCellMar>
-            <w:top w:w="0" w:type="dxa"/>
-            <w:left w:w="108" w:type="dxa"/>
-            <w:bottom w:w="0" w:type="dxa"/>
-            <w:right w:w="108" w:type="dxa"/>
-          </w:tblCellMar>
         </w:tblPrEx>
         <w:tc>
           <w:tcPr>
@@ -8334,9 +8328,9 @@
                 <w:lang w:val="ru-RU"/>
               </w:rPr>
             </w:pPr>
-            <w:bookmarkStart w:id="91" w:name="_Toc10873"/>
+            <w:bookmarkStart w:id="91" w:name="_Toc118"/>
             <w:bookmarkStart w:id="92" w:name="_Toc12555"/>
-            <w:bookmarkStart w:id="93" w:name="_Toc118"/>
+            <w:bookmarkStart w:id="93" w:name="_Toc10873"/>
             <w:r>
               <w:rPr>
                 <w:rFonts w:hint="default"/>
@@ -8369,8 +8363,8 @@
               </w:rPr>
             </w:pPr>
             <w:bookmarkStart w:id="94" w:name="_Toc12571"/>
-            <w:bookmarkStart w:id="95" w:name="_Toc30519"/>
-            <w:bookmarkStart w:id="96" w:name="_Toc6383"/>
+            <w:bookmarkStart w:id="95" w:name="_Toc6383"/>
+            <w:bookmarkStart w:id="96" w:name="_Toc30519"/>
             <w:r>
               <w:rPr>
                 <w:rFonts w:hint="default"/>
@@ -8402,8 +8396,8 @@
                 <w:lang w:val="ru-RU"/>
               </w:rPr>
             </w:pPr>
-            <w:bookmarkStart w:id="97" w:name="_Toc24657"/>
-            <w:bookmarkStart w:id="98" w:name="_Toc30141"/>
+            <w:bookmarkStart w:id="97" w:name="_Toc30141"/>
+            <w:bookmarkStart w:id="98" w:name="_Toc24657"/>
             <w:bookmarkStart w:id="99" w:name="_Toc1964"/>
             <w:r>
               <w:rPr>
@@ -8464,12 +8458,6 @@
             <w:insideH w:val="single" w:color="auto" w:sz="4" w:space="0"/>
             <w:insideV w:val="single" w:color="auto" w:sz="4" w:space="0"/>
           </w:tblBorders>
-          <w:tblCellMar>
-            <w:top w:w="0" w:type="dxa"/>
-            <w:left w:w="108" w:type="dxa"/>
-            <w:bottom w:w="0" w:type="dxa"/>
-            <w:right w:w="108" w:type="dxa"/>
-          </w:tblCellMar>
         </w:tblPrEx>
         <w:tc>
           <w:tcPr>
@@ -8514,9 +8502,9 @@
                 <w:lang w:val="en-US"/>
               </w:rPr>
             </w:pPr>
-            <w:bookmarkStart w:id="106" w:name="_Toc2722"/>
+            <w:bookmarkStart w:id="106" w:name="_Toc11274"/>
             <w:bookmarkStart w:id="107" w:name="_Toc20096"/>
-            <w:bookmarkStart w:id="108" w:name="_Toc11274"/>
+            <w:bookmarkStart w:id="108" w:name="_Toc2722"/>
             <w:r>
               <w:rPr>
                 <w:rFonts w:hint="default"/>
@@ -8543,9 +8531,9 @@
                 <w:lang w:val="en-US"/>
               </w:rPr>
             </w:pPr>
-            <w:bookmarkStart w:id="109" w:name="_Toc9835"/>
-            <w:bookmarkStart w:id="110" w:name="_Toc8817"/>
-            <w:bookmarkStart w:id="111" w:name="_Toc29027"/>
+            <w:bookmarkStart w:id="109" w:name="_Toc8817"/>
+            <w:bookmarkStart w:id="110" w:name="_Toc29027"/>
+            <w:bookmarkStart w:id="111" w:name="_Toc9835"/>
             <w:r>
               <w:rPr>
                 <w:rFonts w:hint="default"/>
@@ -8572,8 +8560,8 @@
                 <w:lang w:val="en-US"/>
               </w:rPr>
             </w:pPr>
-            <w:bookmarkStart w:id="112" w:name="_Toc5620"/>
-            <w:bookmarkStart w:id="113" w:name="_Toc12938"/>
+            <w:bookmarkStart w:id="112" w:name="_Toc12938"/>
+            <w:bookmarkStart w:id="113" w:name="_Toc5620"/>
             <w:bookmarkStart w:id="114" w:name="_Toc13332"/>
             <w:r>
               <w:rPr>
@@ -8605,12 +8593,6 @@
             <w:insideH w:val="single" w:color="auto" w:sz="4" w:space="0"/>
             <w:insideV w:val="single" w:color="auto" w:sz="4" w:space="0"/>
           </w:tblBorders>
-          <w:tblCellMar>
-            <w:top w:w="0" w:type="dxa"/>
-            <w:left w:w="108" w:type="dxa"/>
-            <w:bottom w:w="0" w:type="dxa"/>
-            <w:right w:w="108" w:type="dxa"/>
-          </w:tblCellMar>
         </w:tblPrEx>
         <w:tc>
           <w:tcPr>
@@ -8626,9 +8608,9 @@
                 <w:lang w:val="ru-RU"/>
               </w:rPr>
             </w:pPr>
-            <w:bookmarkStart w:id="115" w:name="_Toc22660"/>
-            <w:bookmarkStart w:id="116" w:name="_Toc15636"/>
-            <w:bookmarkStart w:id="117" w:name="_Toc3056"/>
+            <w:bookmarkStart w:id="115" w:name="_Toc15636"/>
+            <w:bookmarkStart w:id="116" w:name="_Toc3056"/>
+            <w:bookmarkStart w:id="117" w:name="_Toc22660"/>
             <w:r>
               <w:rPr>
                 <w:rFonts w:hint="default"/>
@@ -8656,8 +8638,8 @@
               </w:rPr>
             </w:pPr>
             <w:bookmarkStart w:id="118" w:name="_Toc19727"/>
-            <w:bookmarkStart w:id="119" w:name="_Toc7395"/>
-            <w:bookmarkStart w:id="120" w:name="_Toc4920"/>
+            <w:bookmarkStart w:id="119" w:name="_Toc4920"/>
+            <w:bookmarkStart w:id="120" w:name="_Toc7395"/>
             <w:r>
               <w:rPr>
                 <w:rFonts w:hint="default"/>
@@ -8684,9 +8666,9 @@
                 <w:lang w:val="en-US"/>
               </w:rPr>
             </w:pPr>
-            <w:bookmarkStart w:id="121" w:name="_Toc414"/>
-            <w:bookmarkStart w:id="122" w:name="_Toc3908"/>
-            <w:bookmarkStart w:id="123" w:name="_Toc3817"/>
+            <w:bookmarkStart w:id="121" w:name="_Toc3908"/>
+            <w:bookmarkStart w:id="122" w:name="_Toc3817"/>
+            <w:bookmarkStart w:id="123" w:name="_Toc414"/>
             <w:r>
               <w:rPr>
                 <w:rFonts w:hint="default"/>
@@ -8713,9 +8695,9 @@
                 <w:lang w:val="en-US"/>
               </w:rPr>
             </w:pPr>
-            <w:bookmarkStart w:id="124" w:name="_Toc17243"/>
+            <w:bookmarkStart w:id="124" w:name="_Toc3742"/>
             <w:bookmarkStart w:id="125" w:name="_Toc17951"/>
-            <w:bookmarkStart w:id="126" w:name="_Toc3742"/>
+            <w:bookmarkStart w:id="126" w:name="_Toc17243"/>
             <w:r>
               <w:rPr>
                 <w:rFonts w:hint="default"/>
@@ -8847,9 +8829,9 @@
                 <w:lang w:val="ru-RU"/>
               </w:rPr>
             </w:pPr>
-            <w:bookmarkStart w:id="127" w:name="_Toc28322"/>
-            <w:bookmarkStart w:id="128" w:name="_Toc25341"/>
-            <w:bookmarkStart w:id="129" w:name="_Toc31370"/>
+            <w:bookmarkStart w:id="127" w:name="_Toc31370"/>
+            <w:bookmarkStart w:id="128" w:name="_Toc28322"/>
+            <w:bookmarkStart w:id="129" w:name="_Toc25341"/>
             <w:r>
               <w:rPr>
                 <w:rFonts w:hint="default"/>
@@ -8881,9 +8863,9 @@
                 <w:lang w:val="ru-RU"/>
               </w:rPr>
             </w:pPr>
-            <w:bookmarkStart w:id="130" w:name="_Toc23151"/>
+            <w:bookmarkStart w:id="130" w:name="_Toc28807"/>
             <w:bookmarkStart w:id="131" w:name="_Toc5477"/>
-            <w:bookmarkStart w:id="132" w:name="_Toc28807"/>
+            <w:bookmarkStart w:id="132" w:name="_Toc23151"/>
             <w:r>
               <w:rPr>
                 <w:rFonts w:hint="default"/>
@@ -8916,8 +8898,8 @@
               </w:rPr>
             </w:pPr>
             <w:bookmarkStart w:id="133" w:name="_Toc24585"/>
-            <w:bookmarkStart w:id="134" w:name="_Toc14908"/>
-            <w:bookmarkStart w:id="135" w:name="_Toc8808"/>
+            <w:bookmarkStart w:id="134" w:name="_Toc8808"/>
+            <w:bookmarkStart w:id="135" w:name="_Toc14908"/>
             <w:r>
               <w:rPr>
                 <w:rFonts w:hint="default"/>
@@ -8949,8 +8931,8 @@
                 <w:lang w:val="ru-RU"/>
               </w:rPr>
             </w:pPr>
-            <w:bookmarkStart w:id="136" w:name="_Toc22855"/>
-            <w:bookmarkStart w:id="137" w:name="_Toc3916"/>
+            <w:bookmarkStart w:id="136" w:name="_Toc3916"/>
+            <w:bookmarkStart w:id="137" w:name="_Toc22855"/>
             <w:bookmarkStart w:id="138" w:name="_Toc13890"/>
             <w:r>
               <w:rPr>
@@ -8998,9 +8980,9 @@
                 <w:lang w:val="en-US"/>
               </w:rPr>
             </w:pPr>
-            <w:bookmarkStart w:id="139" w:name="_Toc24638"/>
-            <w:bookmarkStart w:id="140" w:name="_Toc4945"/>
-            <w:bookmarkStart w:id="141" w:name="_Toc6661"/>
+            <w:bookmarkStart w:id="139" w:name="_Toc4945"/>
+            <w:bookmarkStart w:id="140" w:name="_Toc6661"/>
+            <w:bookmarkStart w:id="141" w:name="_Toc24638"/>
             <w:r>
               <w:rPr>
                 <w:rFonts w:hint="default"/>
@@ -9028,8 +9010,8 @@
               </w:rPr>
             </w:pPr>
             <w:bookmarkStart w:id="142" w:name="_Toc14513"/>
-            <w:bookmarkStart w:id="143" w:name="_Toc24188"/>
-            <w:bookmarkStart w:id="144" w:name="_Toc15058"/>
+            <w:bookmarkStart w:id="143" w:name="_Toc15058"/>
+            <w:bookmarkStart w:id="144" w:name="_Toc24188"/>
             <w:r>
               <w:rPr>
                 <w:rFonts w:hint="default"/>
@@ -9057,8 +9039,8 @@
               </w:rPr>
             </w:pPr>
             <w:bookmarkStart w:id="145" w:name="_Toc22273"/>
-            <w:bookmarkStart w:id="146" w:name="_Toc4451"/>
-            <w:bookmarkStart w:id="147" w:name="_Toc14706"/>
+            <w:bookmarkStart w:id="146" w:name="_Toc14706"/>
+            <w:bookmarkStart w:id="147" w:name="_Toc4451"/>
             <w:r>
               <w:rPr>
                 <w:rFonts w:hint="default"/>
@@ -9085,9 +9067,9 @@
                 <w:lang w:val="ru-RU"/>
               </w:rPr>
             </w:pPr>
-            <w:bookmarkStart w:id="148" w:name="_Toc28332"/>
-            <w:bookmarkStart w:id="149" w:name="_Toc30218"/>
-            <w:bookmarkStart w:id="150" w:name="_Toc18726"/>
+            <w:bookmarkStart w:id="148" w:name="_Toc30218"/>
+            <w:bookmarkStart w:id="149" w:name="_Toc18726"/>
+            <w:bookmarkStart w:id="150" w:name="_Toc28332"/>
             <w:r>
               <w:rPr>
                 <w:rFonts w:hint="default"/>
@@ -9132,9 +9114,9 @@
                 <w:lang w:val="en-US"/>
               </w:rPr>
             </w:pPr>
-            <w:bookmarkStart w:id="151" w:name="_Toc32543"/>
-            <w:bookmarkStart w:id="152" w:name="_Toc6195"/>
-            <w:bookmarkStart w:id="153" w:name="_Toc18275"/>
+            <w:bookmarkStart w:id="151" w:name="_Toc6195"/>
+            <w:bookmarkStart w:id="152" w:name="_Toc18275"/>
+            <w:bookmarkStart w:id="153" w:name="_Toc32543"/>
             <w:r>
               <w:rPr>
                 <w:rFonts w:hint="default"/>
@@ -9161,9 +9143,9 @@
                 <w:lang w:val="en-US"/>
               </w:rPr>
             </w:pPr>
-            <w:bookmarkStart w:id="154" w:name="_Toc22349"/>
-            <w:bookmarkStart w:id="155" w:name="_Toc11358"/>
-            <w:bookmarkStart w:id="156" w:name="_Toc13074"/>
+            <w:bookmarkStart w:id="154" w:name="_Toc11358"/>
+            <w:bookmarkStart w:id="155" w:name="_Toc13074"/>
+            <w:bookmarkStart w:id="156" w:name="_Toc22349"/>
             <w:r>
               <w:rPr>
                 <w:rFonts w:hint="default"/>
@@ -9190,9 +9172,9 @@
                 <w:lang w:val="en-US"/>
               </w:rPr>
             </w:pPr>
-            <w:bookmarkStart w:id="157" w:name="_Toc22046"/>
-            <w:bookmarkStart w:id="158" w:name="_Toc22169"/>
-            <w:bookmarkStart w:id="159" w:name="_Toc17991"/>
+            <w:bookmarkStart w:id="157" w:name="_Toc17991"/>
+            <w:bookmarkStart w:id="158" w:name="_Toc22046"/>
+            <w:bookmarkStart w:id="159" w:name="_Toc22169"/>
             <w:r>
               <w:rPr>
                 <w:rFonts w:hint="default"/>
@@ -9219,9 +9201,9 @@
                 <w:lang w:val="en-US"/>
               </w:rPr>
             </w:pPr>
-            <w:bookmarkStart w:id="160" w:name="_Toc8876"/>
-            <w:bookmarkStart w:id="161" w:name="_Toc8883"/>
-            <w:bookmarkStart w:id="162" w:name="_Toc24478"/>
+            <w:bookmarkStart w:id="160" w:name="_Toc8883"/>
+            <w:bookmarkStart w:id="161" w:name="_Toc24478"/>
+            <w:bookmarkStart w:id="162" w:name="_Toc8876"/>
             <w:r>
               <w:rPr>
                 <w:rFonts w:hint="default"/>
@@ -9267,8 +9249,8 @@
                 <w:lang w:val="en-US"/>
               </w:rPr>
             </w:pPr>
-            <w:bookmarkStart w:id="163" w:name="_Toc8676"/>
-            <w:bookmarkStart w:id="164" w:name="_Toc9164"/>
+            <w:bookmarkStart w:id="163" w:name="_Toc9164"/>
+            <w:bookmarkStart w:id="164" w:name="_Toc8676"/>
             <w:bookmarkStart w:id="165" w:name="_Toc14753"/>
             <w:r>
               <w:rPr>
@@ -9296,9 +9278,9 @@
                 <w:lang w:val="en-US"/>
               </w:rPr>
             </w:pPr>
-            <w:bookmarkStart w:id="166" w:name="_Toc26151"/>
+            <w:bookmarkStart w:id="166" w:name="_Toc26584"/>
             <w:bookmarkStart w:id="167" w:name="_Toc9142"/>
-            <w:bookmarkStart w:id="168" w:name="_Toc26584"/>
+            <w:bookmarkStart w:id="168" w:name="_Toc26151"/>
             <w:r>
               <w:rPr>
                 <w:rFonts w:hint="default"/>
@@ -9325,9 +9307,9 @@
                 <w:lang w:val="en-US"/>
               </w:rPr>
             </w:pPr>
-            <w:bookmarkStart w:id="169" w:name="_Toc10689"/>
+            <w:bookmarkStart w:id="169" w:name="_Toc8083"/>
             <w:bookmarkStart w:id="170" w:name="_Toc5667"/>
-            <w:bookmarkStart w:id="171" w:name="_Toc8083"/>
+            <w:bookmarkStart w:id="171" w:name="_Toc10689"/>
             <w:r>
               <w:rPr>
                 <w:rFonts w:hint="default"/>
@@ -9354,9 +9336,9 @@
                 <w:lang w:val="en-US"/>
               </w:rPr>
             </w:pPr>
-            <w:bookmarkStart w:id="172" w:name="_Toc5959"/>
+            <w:bookmarkStart w:id="172" w:name="_Toc15747"/>
             <w:bookmarkStart w:id="173" w:name="_Toc22366"/>
-            <w:bookmarkStart w:id="174" w:name="_Toc15747"/>
+            <w:bookmarkStart w:id="174" w:name="_Toc5959"/>
             <w:r>
               <w:rPr>
                 <w:rFonts w:hint="default"/>
@@ -9508,9 +9490,9 @@
                 <w:lang w:val="en-US"/>
               </w:rPr>
             </w:pPr>
-            <w:bookmarkStart w:id="181" w:name="_Toc6900"/>
-            <w:bookmarkStart w:id="182" w:name="_Toc1074"/>
-            <w:bookmarkStart w:id="183" w:name="_Toc174"/>
+            <w:bookmarkStart w:id="181" w:name="_Toc1074"/>
+            <w:bookmarkStart w:id="182" w:name="_Toc174"/>
+            <w:bookmarkStart w:id="183" w:name="_Toc6900"/>
             <w:r>
               <w:rPr>
                 <w:rFonts w:hint="default"/>
@@ -9537,9 +9519,9 @@
                 <w:lang w:val="en-US"/>
               </w:rPr>
             </w:pPr>
-            <w:bookmarkStart w:id="184" w:name="_Toc19563"/>
-            <w:bookmarkStart w:id="185" w:name="_Toc30358"/>
-            <w:bookmarkStart w:id="186" w:name="_Toc26527"/>
+            <w:bookmarkStart w:id="184" w:name="_Toc30358"/>
+            <w:bookmarkStart w:id="185" w:name="_Toc26527"/>
+            <w:bookmarkStart w:id="186" w:name="_Toc19563"/>
             <w:r>
               <w:rPr>
                 <w:rFonts w:hint="default"/>
@@ -9649,10 +9631,10 @@
           <w:lang w:val="ru-RU"/>
         </w:rPr>
       </w:pPr>
-      <w:bookmarkStart w:id="187" w:name="_Toc1424758121"/>
-      <w:bookmarkStart w:id="188" w:name="_Toc32116"/>
-      <w:bookmarkStart w:id="189" w:name="_Toc1609326301"/>
-      <w:bookmarkStart w:id="190" w:name="_Toc1876716990"/>
+      <w:bookmarkStart w:id="187" w:name="_Toc32116"/>
+      <w:bookmarkStart w:id="188" w:name="_Toc1876716990"/>
+      <w:bookmarkStart w:id="189" w:name="_Toc1424758121"/>
+      <w:bookmarkStart w:id="190" w:name="_Toc1609326301"/>
       <w:r>
         <w:rPr>
           <w:rFonts w:hint="default"/>
@@ -9883,12 +9865,6 @@
             <w:insideH w:val="single" w:color="auto" w:sz="4" w:space="0"/>
             <w:insideV w:val="single" w:color="auto" w:sz="4" w:space="0"/>
           </w:tblBorders>
-          <w:tblCellMar>
-            <w:top w:w="0" w:type="dxa"/>
-            <w:left w:w="108" w:type="dxa"/>
-            <w:bottom w:w="0" w:type="dxa"/>
-            <w:right w:w="108" w:type="dxa"/>
-          </w:tblCellMar>
         </w:tblPrEx>
         <w:tc>
           <w:tcPr>
@@ -9906,9 +9882,9 @@
                 <w:lang w:val="ru-RU"/>
               </w:rPr>
             </w:pPr>
-            <w:bookmarkStart w:id="191" w:name="_Toc13171"/>
+            <w:bookmarkStart w:id="191" w:name="_Toc31856"/>
             <w:bookmarkStart w:id="192" w:name="_Toc9149"/>
-            <w:bookmarkStart w:id="193" w:name="_Toc31856"/>
+            <w:bookmarkStart w:id="193" w:name="_Toc13171"/>
             <w:r>
               <w:rPr>
                 <w:rFonts w:hint="default"/>
@@ -9939,9 +9915,9 @@
                 <w:lang w:val="ru-RU"/>
               </w:rPr>
             </w:pPr>
-            <w:bookmarkStart w:id="194" w:name="_Toc14356"/>
+            <w:bookmarkStart w:id="194" w:name="_Toc10151"/>
             <w:bookmarkStart w:id="195" w:name="_Toc5245"/>
-            <w:bookmarkStart w:id="196" w:name="_Toc10151"/>
+            <w:bookmarkStart w:id="196" w:name="_Toc14356"/>
             <w:r>
               <w:rPr>
                 <w:rFonts w:hint="default"/>
@@ -10005,9 +9981,9 @@
                 <w:lang w:val="ru-RU"/>
               </w:rPr>
             </w:pPr>
-            <w:bookmarkStart w:id="200" w:name="_Toc10051"/>
+            <w:bookmarkStart w:id="200" w:name="_Toc22584"/>
             <w:bookmarkStart w:id="201" w:name="_Toc1188"/>
-            <w:bookmarkStart w:id="202" w:name="_Toc22584"/>
+            <w:bookmarkStart w:id="202" w:name="_Toc10051"/>
             <w:r>
               <w:rPr>
                 <w:rFonts w:hint="default"/>
@@ -10033,12 +10009,6 @@
             <w:insideH w:val="single" w:color="auto" w:sz="4" w:space="0"/>
             <w:insideV w:val="single" w:color="auto" w:sz="4" w:space="0"/>
           </w:tblBorders>
-          <w:tblCellMar>
-            <w:top w:w="0" w:type="dxa"/>
-            <w:left w:w="108" w:type="dxa"/>
-            <w:bottom w:w="0" w:type="dxa"/>
-            <w:right w:w="108" w:type="dxa"/>
-          </w:tblCellMar>
         </w:tblPrEx>
         <w:tc>
           <w:tcPr>
@@ -10054,8 +10024,8 @@
                 <w:lang w:val="ru-RU"/>
               </w:rPr>
             </w:pPr>
-            <w:bookmarkStart w:id="203" w:name="_Toc2893"/>
-            <w:bookmarkStart w:id="204" w:name="_Toc13291"/>
+            <w:bookmarkStart w:id="203" w:name="_Toc13291"/>
+            <w:bookmarkStart w:id="204" w:name="_Toc2893"/>
             <w:bookmarkStart w:id="205" w:name="_Toc31697"/>
             <w:r>
               <w:rPr>
@@ -10083,9 +10053,9 @@
                 <w:lang w:val="en-US"/>
               </w:rPr>
             </w:pPr>
-            <w:bookmarkStart w:id="206" w:name="_Toc3215"/>
+            <w:bookmarkStart w:id="206" w:name="_Toc31800"/>
             <w:bookmarkStart w:id="207" w:name="_Toc22200"/>
-            <w:bookmarkStart w:id="208" w:name="_Toc31800"/>
+            <w:bookmarkStart w:id="208" w:name="_Toc3215"/>
             <w:r>
               <w:rPr>
                 <w:rFonts w:hint="default"/>
@@ -10112,9 +10082,9 @@
                 <w:lang w:val="en-US"/>
               </w:rPr>
             </w:pPr>
-            <w:bookmarkStart w:id="209" w:name="_Toc22398"/>
-            <w:bookmarkStart w:id="210" w:name="_Toc15584"/>
-            <w:bookmarkStart w:id="211" w:name="_Toc23029"/>
+            <w:bookmarkStart w:id="209" w:name="_Toc23029"/>
+            <w:bookmarkStart w:id="210" w:name="_Toc22398"/>
+            <w:bookmarkStart w:id="211" w:name="_Toc15584"/>
             <w:r>
               <w:rPr>
                 <w:rFonts w:hint="default"/>
@@ -10142,8 +10112,8 @@
               </w:rPr>
             </w:pPr>
             <w:bookmarkStart w:id="212" w:name="_Toc3586"/>
-            <w:bookmarkStart w:id="213" w:name="_Toc17935"/>
-            <w:bookmarkStart w:id="214" w:name="_Toc12724"/>
+            <w:bookmarkStart w:id="213" w:name="_Toc12724"/>
+            <w:bookmarkStart w:id="214" w:name="_Toc17935"/>
             <w:r>
               <w:rPr>
                 <w:rFonts w:hint="default"/>
@@ -10174,12 +10144,6 @@
             <w:insideH w:val="single" w:color="auto" w:sz="4" w:space="0"/>
             <w:insideV w:val="single" w:color="auto" w:sz="4" w:space="0"/>
           </w:tblBorders>
-          <w:tblCellMar>
-            <w:top w:w="0" w:type="dxa"/>
-            <w:left w:w="108" w:type="dxa"/>
-            <w:bottom w:w="0" w:type="dxa"/>
-            <w:right w:w="108" w:type="dxa"/>
-          </w:tblCellMar>
         </w:tblPrEx>
         <w:trPr>
           <w:trHeight w:val="325" w:hRule="atLeast"/>
@@ -10199,8 +10163,8 @@
               </w:rPr>
             </w:pPr>
             <w:bookmarkStart w:id="215" w:name="_Toc5948"/>
-            <w:bookmarkStart w:id="216" w:name="_Toc25199"/>
-            <w:bookmarkStart w:id="217" w:name="_Toc4163"/>
+            <w:bookmarkStart w:id="216" w:name="_Toc4163"/>
+            <w:bookmarkStart w:id="217" w:name="_Toc25199"/>
             <w:r>
               <w:rPr>
                 <w:rFonts w:hint="default"/>
@@ -10227,9 +10191,9 @@
                 <w:lang w:val="en-US"/>
               </w:rPr>
             </w:pPr>
-            <w:bookmarkStart w:id="218" w:name="_Toc4749"/>
-            <w:bookmarkStart w:id="219" w:name="_Toc22816"/>
-            <w:bookmarkStart w:id="220" w:name="_Toc12128"/>
+            <w:bookmarkStart w:id="218" w:name="_Toc22816"/>
+            <w:bookmarkStart w:id="219" w:name="_Toc12128"/>
+            <w:bookmarkStart w:id="220" w:name="_Toc4749"/>
             <w:r>
               <w:rPr>
                 <w:rFonts w:hint="default"/>
@@ -10256,9 +10220,9 @@
                 <w:lang w:val="en-US"/>
               </w:rPr>
             </w:pPr>
-            <w:bookmarkStart w:id="221" w:name="_Toc20253"/>
-            <w:bookmarkStart w:id="222" w:name="_Toc3687"/>
-            <w:bookmarkStart w:id="223" w:name="_Toc31272"/>
+            <w:bookmarkStart w:id="221" w:name="_Toc31272"/>
+            <w:bookmarkStart w:id="222" w:name="_Toc20253"/>
+            <w:bookmarkStart w:id="223" w:name="_Toc3687"/>
             <w:r>
               <w:rPr>
                 <w:rFonts w:hint="default"/>
@@ -10285,9 +10249,9 @@
                 <w:lang w:val="ru-RU"/>
               </w:rPr>
             </w:pPr>
-            <w:bookmarkStart w:id="224" w:name="_Toc16605"/>
+            <w:bookmarkStart w:id="224" w:name="_Toc1126"/>
             <w:bookmarkStart w:id="225" w:name="_Toc29222"/>
-            <w:bookmarkStart w:id="226" w:name="_Toc1126"/>
+            <w:bookmarkStart w:id="226" w:name="_Toc16605"/>
             <w:r>
               <w:rPr>
                 <w:rFonts w:hint="default"/>
@@ -10311,12 +10275,6 @@
             <w:insideH w:val="single" w:color="auto" w:sz="4" w:space="0"/>
             <w:insideV w:val="single" w:color="auto" w:sz="4" w:space="0"/>
           </w:tblBorders>
-          <w:tblCellMar>
-            <w:top w:w="0" w:type="dxa"/>
-            <w:left w:w="108" w:type="dxa"/>
-            <w:bottom w:w="0" w:type="dxa"/>
-            <w:right w:w="108" w:type="dxa"/>
-          </w:tblCellMar>
         </w:tblPrEx>
         <w:tc>
           <w:tcPr>
@@ -10362,8 +10320,8 @@
               </w:rPr>
             </w:pPr>
             <w:bookmarkStart w:id="230" w:name="_Toc16776"/>
-            <w:bookmarkStart w:id="231" w:name="_Toc5545"/>
-            <w:bookmarkStart w:id="232" w:name="_Toc10310"/>
+            <w:bookmarkStart w:id="231" w:name="_Toc10310"/>
+            <w:bookmarkStart w:id="232" w:name="_Toc5545"/>
             <w:r>
               <w:rPr>
                 <w:rFonts w:hint="default"/>
@@ -10390,9 +10348,9 @@
                 <w:lang w:val="en-US"/>
               </w:rPr>
             </w:pPr>
-            <w:bookmarkStart w:id="233" w:name="_Toc5604"/>
-            <w:bookmarkStart w:id="234" w:name="_Toc10303"/>
-            <w:bookmarkStart w:id="235" w:name="_Toc3330"/>
+            <w:bookmarkStart w:id="233" w:name="_Toc3330"/>
+            <w:bookmarkStart w:id="234" w:name="_Toc5604"/>
+            <w:bookmarkStart w:id="235" w:name="_Toc10303"/>
             <w:r>
               <w:rPr>
                 <w:rFonts w:hint="default"/>
@@ -10419,9 +10377,9 @@
                 <w:lang w:val="ru-RU"/>
               </w:rPr>
             </w:pPr>
-            <w:bookmarkStart w:id="236" w:name="_Toc12982"/>
+            <w:bookmarkStart w:id="236" w:name="_Toc20354"/>
             <w:bookmarkStart w:id="237" w:name="_Toc18014"/>
-            <w:bookmarkStart w:id="238" w:name="_Toc20354"/>
+            <w:bookmarkStart w:id="238" w:name="_Toc12982"/>
             <w:r>
               <w:rPr>
                 <w:rFonts w:hint="default"/>
@@ -10445,12 +10403,6 @@
             <w:insideH w:val="single" w:color="auto" w:sz="4" w:space="0"/>
             <w:insideV w:val="single" w:color="auto" w:sz="4" w:space="0"/>
           </w:tblBorders>
-          <w:tblCellMar>
-            <w:top w:w="0" w:type="dxa"/>
-            <w:left w:w="108" w:type="dxa"/>
-            <w:bottom w:w="0" w:type="dxa"/>
-            <w:right w:w="108" w:type="dxa"/>
-          </w:tblCellMar>
         </w:tblPrEx>
         <w:tc>
           <w:tcPr>
@@ -10466,9 +10418,9 @@
                 <w:lang w:val="ru-RU"/>
               </w:rPr>
             </w:pPr>
-            <w:bookmarkStart w:id="239" w:name="_Toc3952"/>
+            <w:bookmarkStart w:id="239" w:name="_Toc25698"/>
             <w:bookmarkStart w:id="240" w:name="_Toc4951"/>
-            <w:bookmarkStart w:id="241" w:name="_Toc25698"/>
+            <w:bookmarkStart w:id="241" w:name="_Toc3952"/>
             <w:r>
               <w:rPr>
                 <w:rFonts w:hint="default"/>
@@ -10496,8 +10448,8 @@
               </w:rPr>
             </w:pPr>
             <w:bookmarkStart w:id="242" w:name="_Toc5059"/>
-            <w:bookmarkStart w:id="243" w:name="_Toc22252"/>
-            <w:bookmarkStart w:id="244" w:name="_Toc29479"/>
+            <w:bookmarkStart w:id="243" w:name="_Toc29479"/>
+            <w:bookmarkStart w:id="244" w:name="_Toc22252"/>
             <w:r>
               <w:rPr>
                 <w:rFonts w:hint="default"/>
@@ -10524,9 +10476,9 @@
                 <w:lang w:val="en-US"/>
               </w:rPr>
             </w:pPr>
-            <w:bookmarkStart w:id="245" w:name="_Toc27420"/>
+            <w:bookmarkStart w:id="245" w:name="_Toc24575"/>
             <w:bookmarkStart w:id="246" w:name="_Toc29255"/>
-            <w:bookmarkStart w:id="247" w:name="_Toc24575"/>
+            <w:bookmarkStart w:id="247" w:name="_Toc27420"/>
             <w:r>
               <w:rPr>
                 <w:rFonts w:hint="default"/>
@@ -10553,9 +10505,9 @@
                 <w:lang w:val="ru-RU"/>
               </w:rPr>
             </w:pPr>
-            <w:bookmarkStart w:id="248" w:name="_Toc11564"/>
-            <w:bookmarkStart w:id="249" w:name="_Toc13811"/>
-            <w:bookmarkStart w:id="250" w:name="_Toc106"/>
+            <w:bookmarkStart w:id="248" w:name="_Toc106"/>
+            <w:bookmarkStart w:id="249" w:name="_Toc11564"/>
+            <w:bookmarkStart w:id="250" w:name="_Toc13811"/>
             <w:r>
               <w:rPr>
                 <w:rFonts w:hint="default"/>
@@ -10579,12 +10531,6 @@
             <w:insideH w:val="single" w:color="auto" w:sz="4" w:space="0"/>
             <w:insideV w:val="single" w:color="auto" w:sz="4" w:space="0"/>
           </w:tblBorders>
-          <w:tblCellMar>
-            <w:top w:w="0" w:type="dxa"/>
-            <w:left w:w="108" w:type="dxa"/>
-            <w:bottom w:w="0" w:type="dxa"/>
-            <w:right w:w="108" w:type="dxa"/>
-          </w:tblCellMar>
         </w:tblPrEx>
         <w:tc>
           <w:tcPr>
@@ -10601,8 +10547,8 @@
               </w:rPr>
             </w:pPr>
             <w:bookmarkStart w:id="251" w:name="_Toc7603"/>
-            <w:bookmarkStart w:id="252" w:name="_Toc22734"/>
-            <w:bookmarkStart w:id="253" w:name="_Toc7553"/>
+            <w:bookmarkStart w:id="252" w:name="_Toc7553"/>
+            <w:bookmarkStart w:id="253" w:name="_Toc22734"/>
             <w:r>
               <w:rPr>
                 <w:rFonts w:hint="default"/>
@@ -10629,9 +10575,9 @@
                 <w:lang w:val="en-US"/>
               </w:rPr>
             </w:pPr>
-            <w:bookmarkStart w:id="254" w:name="_Toc7385"/>
-            <w:bookmarkStart w:id="255" w:name="_Toc30567"/>
-            <w:bookmarkStart w:id="256" w:name="_Toc29095"/>
+            <w:bookmarkStart w:id="254" w:name="_Toc30567"/>
+            <w:bookmarkStart w:id="255" w:name="_Toc29095"/>
+            <w:bookmarkStart w:id="256" w:name="_Toc7385"/>
             <w:r>
               <w:rPr>
                 <w:rFonts w:hint="default"/>
@@ -10659,8 +10605,8 @@
               </w:rPr>
             </w:pPr>
             <w:bookmarkStart w:id="257" w:name="_Toc16291"/>
-            <w:bookmarkStart w:id="258" w:name="_Toc4692"/>
-            <w:bookmarkStart w:id="259" w:name="_Toc20522"/>
+            <w:bookmarkStart w:id="258" w:name="_Toc20522"/>
+            <w:bookmarkStart w:id="259" w:name="_Toc4692"/>
             <w:r>
               <w:rPr>
                 <w:rFonts w:hint="default"/>
@@ -10688,8 +10634,8 @@
               </w:rPr>
             </w:pPr>
             <w:bookmarkStart w:id="260" w:name="_Toc26651"/>
-            <w:bookmarkStart w:id="261" w:name="_Toc3026"/>
-            <w:bookmarkStart w:id="262" w:name="_Toc20566"/>
+            <w:bookmarkStart w:id="261" w:name="_Toc20566"/>
+            <w:bookmarkStart w:id="262" w:name="_Toc3026"/>
             <w:r>
               <w:rPr>
                 <w:rFonts w:hint="default"/>
@@ -10790,12 +10736,6 @@
             <w:insideH w:val="single" w:color="auto" w:sz="4" w:space="0"/>
             <w:insideV w:val="single" w:color="auto" w:sz="4" w:space="0"/>
           </w:tblBorders>
-          <w:tblCellMar>
-            <w:top w:w="0" w:type="dxa"/>
-            <w:left w:w="108" w:type="dxa"/>
-            <w:bottom w:w="0" w:type="dxa"/>
-            <w:right w:w="108" w:type="dxa"/>
-          </w:tblCellMar>
         </w:tblPrEx>
         <w:tc>
           <w:tcPr>
@@ -10814,8 +10754,8 @@
                 <w:lang w:val="ru-RU"/>
               </w:rPr>
             </w:pPr>
-            <w:bookmarkStart w:id="263" w:name="_Toc30007"/>
-            <w:bookmarkStart w:id="264" w:name="_Toc32262"/>
+            <w:bookmarkStart w:id="263" w:name="_Toc32262"/>
+            <w:bookmarkStart w:id="264" w:name="_Toc30007"/>
             <w:bookmarkStart w:id="265" w:name="_Toc24697"/>
             <w:r>
               <w:rPr>
@@ -10849,8 +10789,8 @@
               </w:rPr>
             </w:pPr>
             <w:bookmarkStart w:id="266" w:name="_Toc2238"/>
-            <w:bookmarkStart w:id="267" w:name="_Toc4812"/>
-            <w:bookmarkStart w:id="268" w:name="_Toc22872"/>
+            <w:bookmarkStart w:id="267" w:name="_Toc22872"/>
+            <w:bookmarkStart w:id="268" w:name="_Toc4812"/>
             <w:r>
               <w:rPr>
                 <w:rFonts w:hint="default"/>
@@ -10882,8 +10822,8 @@
                 <w:lang w:val="ru-RU"/>
               </w:rPr>
             </w:pPr>
-            <w:bookmarkStart w:id="269" w:name="_Toc9780"/>
-            <w:bookmarkStart w:id="270" w:name="_Toc4641"/>
+            <w:bookmarkStart w:id="269" w:name="_Toc4641"/>
+            <w:bookmarkStart w:id="270" w:name="_Toc9780"/>
             <w:bookmarkStart w:id="271" w:name="_Toc5963"/>
             <w:r>
               <w:rPr>
@@ -10916,9 +10856,9 @@
                 <w:lang w:val="ru-RU"/>
               </w:rPr>
             </w:pPr>
-            <w:bookmarkStart w:id="272" w:name="_Toc3206"/>
-            <w:bookmarkStart w:id="273" w:name="_Toc11349"/>
-            <w:bookmarkStart w:id="274" w:name="_Toc1368"/>
+            <w:bookmarkStart w:id="272" w:name="_Toc1368"/>
+            <w:bookmarkStart w:id="273" w:name="_Toc3206"/>
+            <w:bookmarkStart w:id="274" w:name="_Toc11349"/>
             <w:r>
               <w:rPr>
                 <w:rFonts w:hint="default"/>
@@ -10944,12 +10884,6 @@
             <w:insideH w:val="single" w:color="auto" w:sz="4" w:space="0"/>
             <w:insideV w:val="single" w:color="auto" w:sz="4" w:space="0"/>
           </w:tblBorders>
-          <w:tblCellMar>
-            <w:top w:w="0" w:type="dxa"/>
-            <w:left w:w="108" w:type="dxa"/>
-            <w:bottom w:w="0" w:type="dxa"/>
-            <w:right w:w="108" w:type="dxa"/>
-          </w:tblCellMar>
         </w:tblPrEx>
         <w:trPr>
           <w:trHeight w:val="385" w:hRule="atLeast"/>
@@ -10968,8 +10902,8 @@
                 <w:lang w:val="en-US"/>
               </w:rPr>
             </w:pPr>
-            <w:bookmarkStart w:id="275" w:name="_Toc26324"/>
-            <w:bookmarkStart w:id="276" w:name="_Toc17015"/>
+            <w:bookmarkStart w:id="275" w:name="_Toc17015"/>
+            <w:bookmarkStart w:id="276" w:name="_Toc26324"/>
             <w:bookmarkStart w:id="277" w:name="_Toc24602"/>
             <w:r>
               <w:rPr>
@@ -10997,8 +10931,8 @@
                 <w:lang w:val="en-US"/>
               </w:rPr>
             </w:pPr>
-            <w:bookmarkStart w:id="278" w:name="_Toc18884"/>
-            <w:bookmarkStart w:id="279" w:name="_Toc14442"/>
+            <w:bookmarkStart w:id="278" w:name="_Toc14442"/>
+            <w:bookmarkStart w:id="279" w:name="_Toc18884"/>
             <w:bookmarkStart w:id="280" w:name="_Toc26353"/>
             <w:r>
               <w:rPr>
@@ -11026,9 +10960,9 @@
                 <w:lang w:val="en-US"/>
               </w:rPr>
             </w:pPr>
-            <w:bookmarkStart w:id="281" w:name="_Toc17018"/>
-            <w:bookmarkStart w:id="282" w:name="_Toc22479"/>
-            <w:bookmarkStart w:id="283" w:name="_Toc6534"/>
+            <w:bookmarkStart w:id="281" w:name="_Toc6534"/>
+            <w:bookmarkStart w:id="282" w:name="_Toc17018"/>
+            <w:bookmarkStart w:id="283" w:name="_Toc22479"/>
             <w:r>
               <w:rPr>
                 <w:rFonts w:hint="default"/>
@@ -11055,9 +10989,9 @@
                 <w:lang w:val="ru-RU"/>
               </w:rPr>
             </w:pPr>
-            <w:bookmarkStart w:id="284" w:name="_Toc6741"/>
-            <w:bookmarkStart w:id="285" w:name="_Toc7216"/>
-            <w:bookmarkStart w:id="286" w:name="_Toc5684"/>
+            <w:bookmarkStart w:id="284" w:name="_Toc5684"/>
+            <w:bookmarkStart w:id="285" w:name="_Toc6741"/>
+            <w:bookmarkStart w:id="286" w:name="_Toc7216"/>
             <w:r>
               <w:rPr>
                 <w:rFonts w:hint="default"/>
@@ -11081,12 +11015,6 @@
             <w:insideH w:val="single" w:color="auto" w:sz="4" w:space="0"/>
             <w:insideV w:val="single" w:color="auto" w:sz="4" w:space="0"/>
           </w:tblBorders>
-          <w:tblCellMar>
-            <w:top w:w="0" w:type="dxa"/>
-            <w:left w:w="108" w:type="dxa"/>
-            <w:bottom w:w="0" w:type="dxa"/>
-            <w:right w:w="108" w:type="dxa"/>
-          </w:tblCellMar>
         </w:tblPrEx>
         <w:tc>
           <w:tcPr>
@@ -11102,9 +11030,9 @@
                 <w:lang w:val="en-US"/>
               </w:rPr>
             </w:pPr>
-            <w:bookmarkStart w:id="287" w:name="_Toc2632"/>
+            <w:bookmarkStart w:id="287" w:name="_Toc17236"/>
             <w:bookmarkStart w:id="288" w:name="_Toc26046"/>
-            <w:bookmarkStart w:id="289" w:name="_Toc17236"/>
+            <w:bookmarkStart w:id="289" w:name="_Toc2632"/>
             <w:r>
               <w:rPr>
                 <w:rFonts w:hint="default"/>
@@ -11131,8 +11059,8 @@
                 <w:lang w:val="en-US"/>
               </w:rPr>
             </w:pPr>
-            <w:bookmarkStart w:id="290" w:name="_Toc18959"/>
-            <w:bookmarkStart w:id="291" w:name="_Toc19910"/>
+            <w:bookmarkStart w:id="290" w:name="_Toc19910"/>
+            <w:bookmarkStart w:id="291" w:name="_Toc18959"/>
             <w:bookmarkStart w:id="292" w:name="_Toc16019"/>
             <w:r>
               <w:rPr>
@@ -11160,9 +11088,9 @@
                 <w:lang w:val="en-US"/>
               </w:rPr>
             </w:pPr>
-            <w:bookmarkStart w:id="293" w:name="_Toc31036"/>
+            <w:bookmarkStart w:id="293" w:name="_Toc21072"/>
             <w:bookmarkStart w:id="294" w:name="_Toc7085"/>
-            <w:bookmarkStart w:id="295" w:name="_Toc21072"/>
+            <w:bookmarkStart w:id="295" w:name="_Toc31036"/>
             <w:r>
               <w:rPr>
                 <w:rFonts w:hint="default"/>
@@ -11189,9 +11117,9 @@
                 <w:lang w:val="ru-RU"/>
               </w:rPr>
             </w:pPr>
-            <w:bookmarkStart w:id="296" w:name="_Toc25538"/>
-            <w:bookmarkStart w:id="297" w:name="_Toc3609"/>
-            <w:bookmarkStart w:id="298" w:name="_Toc6281"/>
+            <w:bookmarkStart w:id="296" w:name="_Toc6281"/>
+            <w:bookmarkStart w:id="297" w:name="_Toc25538"/>
+            <w:bookmarkStart w:id="298" w:name="_Toc3609"/>
             <w:r>
               <w:rPr>
                 <w:rFonts w:hint="default"/>
@@ -11259,10 +11187,10 @@
           <w:lang w:val="en-US"/>
         </w:rPr>
       </w:pPr>
-      <w:bookmarkStart w:id="299" w:name="_Toc1981728589"/>
-      <w:bookmarkStart w:id="300" w:name="_Toc17749"/>
-      <w:bookmarkStart w:id="301" w:name="_Toc635311261"/>
-      <w:bookmarkStart w:id="302" w:name="_Toc4130374"/>
+      <w:bookmarkStart w:id="299" w:name="_Toc4130374"/>
+      <w:bookmarkStart w:id="300" w:name="_Toc635311261"/>
+      <w:bookmarkStart w:id="301" w:name="_Toc17749"/>
+      <w:bookmarkStart w:id="302" w:name="_Toc1981728589"/>
       <w:r>
         <w:rPr>
           <w:rFonts w:hint="default"/>
@@ -11513,12 +11441,6 @@
             <w:insideH w:val="single" w:color="auto" w:sz="4" w:space="0"/>
             <w:insideV w:val="single" w:color="auto" w:sz="4" w:space="0"/>
           </w:tblBorders>
-          <w:tblCellMar>
-            <w:top w:w="0" w:type="dxa"/>
-            <w:left w:w="108" w:type="dxa"/>
-            <w:bottom w:w="0" w:type="dxa"/>
-            <w:right w:w="108" w:type="dxa"/>
-          </w:tblCellMar>
         </w:tblPrEx>
         <w:tc>
           <w:tcPr>
@@ -11537,8 +11459,8 @@
                 <w:lang w:val="ru-RU"/>
               </w:rPr>
             </w:pPr>
-            <w:bookmarkStart w:id="303" w:name="_Toc24637"/>
-            <w:bookmarkStart w:id="304" w:name="_Toc17816"/>
+            <w:bookmarkStart w:id="303" w:name="_Toc17816"/>
+            <w:bookmarkStart w:id="304" w:name="_Toc24637"/>
             <w:bookmarkStart w:id="305" w:name="_Toc20809"/>
             <w:r>
               <w:rPr>
@@ -11605,8 +11527,8 @@
                 <w:lang w:val="ru-RU"/>
               </w:rPr>
             </w:pPr>
-            <w:bookmarkStart w:id="309" w:name="_Toc17391"/>
-            <w:bookmarkStart w:id="310" w:name="_Toc27738"/>
+            <w:bookmarkStart w:id="309" w:name="_Toc27738"/>
+            <w:bookmarkStart w:id="310" w:name="_Toc17391"/>
             <w:bookmarkStart w:id="311" w:name="_Toc31395"/>
             <w:r>
               <w:rPr>
@@ -11633,12 +11555,6 @@
             <w:insideH w:val="single" w:color="auto" w:sz="4" w:space="0"/>
             <w:insideV w:val="single" w:color="auto" w:sz="4" w:space="0"/>
           </w:tblBorders>
-          <w:tblCellMar>
-            <w:top w:w="0" w:type="dxa"/>
-            <w:left w:w="108" w:type="dxa"/>
-            <w:bottom w:w="0" w:type="dxa"/>
-            <w:right w:w="108" w:type="dxa"/>
-          </w:tblCellMar>
         </w:tblPrEx>
         <w:tc>
           <w:tcPr>
@@ -11654,9 +11570,9 @@
                 <w:lang w:val="ru-RU"/>
               </w:rPr>
             </w:pPr>
-            <w:bookmarkStart w:id="312" w:name="_Toc6166"/>
+            <w:bookmarkStart w:id="312" w:name="_Toc1820"/>
             <w:bookmarkStart w:id="313" w:name="_Toc7040"/>
-            <w:bookmarkStart w:id="314" w:name="_Toc1820"/>
+            <w:bookmarkStart w:id="314" w:name="_Toc6166"/>
             <w:r>
               <w:rPr>
                 <w:rFonts w:hint="default"/>
@@ -11683,8 +11599,8 @@
                 <w:lang w:val="ru-RU"/>
               </w:rPr>
             </w:pPr>
-            <w:bookmarkStart w:id="315" w:name="_Toc29336"/>
-            <w:bookmarkStart w:id="316" w:name="_Toc16339"/>
+            <w:bookmarkStart w:id="315" w:name="_Toc16339"/>
+            <w:bookmarkStart w:id="316" w:name="_Toc29336"/>
             <w:bookmarkStart w:id="317" w:name="_Toc17316"/>
             <w:r>
               <w:rPr>
@@ -11712,9 +11628,9 @@
                 <w:lang w:val="ru-RU"/>
               </w:rPr>
             </w:pPr>
-            <w:bookmarkStart w:id="318" w:name="_Toc29921"/>
+            <w:bookmarkStart w:id="318" w:name="_Toc9587"/>
             <w:bookmarkStart w:id="319" w:name="_Toc31338"/>
-            <w:bookmarkStart w:id="320" w:name="_Toc9587"/>
+            <w:bookmarkStart w:id="320" w:name="_Toc29921"/>
             <w:r>
               <w:rPr>
                 <w:rFonts w:hint="default"/>
@@ -11736,8 +11652,8 @@
                 <w:lang w:val="ru-RU"/>
               </w:rPr>
             </w:pPr>
-            <w:bookmarkStart w:id="321" w:name="_Toc29931"/>
-            <w:bookmarkStart w:id="322" w:name="_Toc415"/>
+            <w:bookmarkStart w:id="321" w:name="_Toc415"/>
+            <w:bookmarkStart w:id="322" w:name="_Toc29931"/>
             <w:bookmarkStart w:id="323" w:name="_Toc23905"/>
             <w:r>
               <w:rPr>
@@ -11776,12 +11692,6 @@
             <w:insideH w:val="single" w:color="auto" w:sz="4" w:space="0"/>
             <w:insideV w:val="single" w:color="auto" w:sz="4" w:space="0"/>
           </w:tblBorders>
-          <w:tblCellMar>
-            <w:top w:w="0" w:type="dxa"/>
-            <w:left w:w="108" w:type="dxa"/>
-            <w:bottom w:w="0" w:type="dxa"/>
-            <w:right w:w="108" w:type="dxa"/>
-          </w:tblCellMar>
         </w:tblPrEx>
         <w:tc>
           <w:tcPr>
@@ -11798,8 +11708,8 @@
               </w:rPr>
             </w:pPr>
             <w:bookmarkStart w:id="324" w:name="_Toc214"/>
-            <w:bookmarkStart w:id="325" w:name="_Toc31092"/>
-            <w:bookmarkStart w:id="326" w:name="_Toc25011"/>
+            <w:bookmarkStart w:id="325" w:name="_Toc25011"/>
+            <w:bookmarkStart w:id="326" w:name="_Toc31092"/>
             <w:r>
               <w:rPr>
                 <w:rFonts w:hint="default"/>
@@ -11826,8 +11736,8 @@
                 <w:lang w:val="ru-RU"/>
               </w:rPr>
             </w:pPr>
-            <w:bookmarkStart w:id="327" w:name="_Toc5837"/>
-            <w:bookmarkStart w:id="328" w:name="_Toc14207"/>
+            <w:bookmarkStart w:id="327" w:name="_Toc14207"/>
+            <w:bookmarkStart w:id="328" w:name="_Toc5837"/>
             <w:bookmarkStart w:id="329" w:name="_Toc7877"/>
             <w:r>
               <w:rPr>
@@ -11891,8 +11801,8 @@
                 <w:lang w:val="ru-RU"/>
               </w:rPr>
             </w:pPr>
-            <w:bookmarkStart w:id="330" w:name="_Toc31029"/>
-            <w:bookmarkStart w:id="331" w:name="_Toc10469"/>
+            <w:bookmarkStart w:id="330" w:name="_Toc10469"/>
+            <w:bookmarkStart w:id="331" w:name="_Toc31029"/>
             <w:bookmarkStart w:id="332" w:name="_Toc28078"/>
             <w:r>
               <w:rPr>
@@ -11921,8 +11831,8 @@
               </w:rPr>
             </w:pPr>
             <w:bookmarkStart w:id="333" w:name="_Toc10301"/>
-            <w:bookmarkStart w:id="334" w:name="_Toc3306"/>
-            <w:bookmarkStart w:id="335" w:name="_Toc15159"/>
+            <w:bookmarkStart w:id="334" w:name="_Toc15159"/>
+            <w:bookmarkStart w:id="335" w:name="_Toc3306"/>
             <w:r>
               <w:rPr>
                 <w:rFonts w:hint="default"/>
@@ -11944,8 +11854,8 @@
                 <w:lang w:val="ru-RU"/>
               </w:rPr>
             </w:pPr>
-            <w:bookmarkStart w:id="336" w:name="_Toc27963"/>
-            <w:bookmarkStart w:id="337" w:name="_Toc11891"/>
+            <w:bookmarkStart w:id="336" w:name="_Toc11891"/>
+            <w:bookmarkStart w:id="337" w:name="_Toc27963"/>
             <w:bookmarkStart w:id="338" w:name="_Toc14602"/>
             <w:r>
               <w:rPr>
@@ -11997,9 +11907,9 @@
                 <w:lang w:val="ru-RU"/>
               </w:rPr>
             </w:pPr>
-            <w:bookmarkStart w:id="342" w:name="_Toc23789"/>
-            <w:bookmarkStart w:id="343" w:name="_Toc23900"/>
-            <w:bookmarkStart w:id="344" w:name="_Toc6070"/>
+            <w:bookmarkStart w:id="342" w:name="_Toc23900"/>
+            <w:bookmarkStart w:id="343" w:name="_Toc6070"/>
+            <w:bookmarkStart w:id="344" w:name="_Toc23789"/>
             <w:r>
               <w:rPr>
                 <w:rFonts w:hint="default"/>
@@ -12096,8 +12006,8 @@
           <w:lang w:val="ru-RU"/>
         </w:rPr>
       </w:pPr>
-      <w:bookmarkStart w:id="345" w:name="_Toc540280343"/>
-      <w:bookmarkStart w:id="346" w:name="_Toc1302352556"/>
+      <w:bookmarkStart w:id="345" w:name="_Toc1302352556"/>
+      <w:bookmarkStart w:id="346" w:name="_Toc540280343"/>
       <w:r>
         <w:rPr>
           <w:rFonts w:hint="default"/>
@@ -12254,8 +12164,8 @@
           <w:lang w:val="ru-RU"/>
         </w:rPr>
       </w:pPr>
-      <w:bookmarkStart w:id="347" w:name="_Toc2932"/>
-      <w:bookmarkStart w:id="348" w:name="_Toc201869706"/>
+      <w:bookmarkStart w:id="347" w:name="_Toc201869706"/>
+      <w:bookmarkStart w:id="348" w:name="_Toc2932"/>
       <w:r>
         <w:rPr>
           <w:rFonts w:hint="default"/>
@@ -12367,9 +12277,9 @@
           <w:lang w:val="ru-RU"/>
         </w:rPr>
       </w:pPr>
-      <w:bookmarkStart w:id="349" w:name="_Toc24810"/>
-      <w:bookmarkStart w:id="350" w:name="_Toc1131269391"/>
-      <w:bookmarkStart w:id="351" w:name="_Toc1311531411"/>
+      <w:bookmarkStart w:id="349" w:name="_Toc1311531411"/>
+      <w:bookmarkStart w:id="350" w:name="_Toc24810"/>
+      <w:bookmarkStart w:id="351" w:name="_Toc1131269391"/>
       <w:bookmarkStart w:id="352" w:name="_Toc1220178888"/>
       <w:r>
         <w:rPr>
@@ -12403,8 +12313,8 @@
         <w:pStyle w:val="2"/>
         <w:bidi w:val="0"/>
       </w:pPr>
-      <w:bookmarkStart w:id="353" w:name="_Toc15315"/>
-      <w:bookmarkStart w:id="354" w:name="_Toc2141470975"/>
+      <w:bookmarkStart w:id="353" w:name="_Toc2141470975"/>
+      <w:bookmarkStart w:id="354" w:name="_Toc15315"/>
       <w:bookmarkStart w:id="355" w:name="_Toc156805521"/>
       <w:r>
         <w:rPr>
@@ -12452,8 +12362,8 @@
           <w:lang w:val="ru-RU"/>
         </w:rPr>
       </w:pPr>
-      <w:bookmarkStart w:id="356" w:name="_Toc24044"/>
-      <w:bookmarkStart w:id="357" w:name="_Toc2011072638"/>
+      <w:bookmarkStart w:id="356" w:name="_Toc2011072638"/>
+      <w:bookmarkStart w:id="357" w:name="_Toc24044"/>
       <w:r>
         <w:rPr>
           <w:rFonts w:hint="default"/>
@@ -12514,9 +12424,9 @@
           <w:lang w:val="ru-RU"/>
         </w:rPr>
       </w:pPr>
-      <w:bookmarkStart w:id="358" w:name="_Toc20757"/>
-      <w:bookmarkStart w:id="359" w:name="_Toc556163516"/>
-      <w:bookmarkStart w:id="360" w:name="_Toc1443043887"/>
+      <w:bookmarkStart w:id="358" w:name="_Toc556163516"/>
+      <w:bookmarkStart w:id="359" w:name="_Toc1443043887"/>
+      <w:bookmarkStart w:id="360" w:name="_Toc20757"/>
       <w:bookmarkStart w:id="361" w:name="_Toc956644563"/>
       <w:r>
         <w:rPr>
@@ -12911,10 +12821,10 @@
           <w:lang w:val="en-US"/>
         </w:rPr>
       </w:pPr>
-      <w:bookmarkStart w:id="362" w:name="_Toc566913314"/>
-      <w:bookmarkStart w:id="363" w:name="_Toc21868"/>
-      <w:bookmarkStart w:id="364" w:name="_Toc1702606847"/>
-      <w:bookmarkStart w:id="365" w:name="_Toc667538718"/>
+      <w:bookmarkStart w:id="362" w:name="_Toc21868"/>
+      <w:bookmarkStart w:id="363" w:name="_Toc667538718"/>
+      <w:bookmarkStart w:id="364" w:name="_Toc566913314"/>
+      <w:bookmarkStart w:id="365" w:name="_Toc1702606847"/>
       <w:r>
         <w:rPr>
           <w:rFonts w:hint="default"/>
@@ -13053,8 +12963,8 @@
           <w:lang w:val="ru-RU"/>
         </w:rPr>
       </w:pPr>
-      <w:bookmarkStart w:id="366" w:name="_Toc12385"/>
-      <w:bookmarkStart w:id="367" w:name="_Toc347077740"/>
+      <w:bookmarkStart w:id="366" w:name="_Toc347077740"/>
+      <w:bookmarkStart w:id="367" w:name="_Toc12385"/>
       <w:bookmarkStart w:id="368" w:name="_Toc569981542"/>
       <w:bookmarkStart w:id="369" w:name="_Toc1630023816"/>
       <w:r>
@@ -13251,10 +13161,10 @@
           <w:lang w:val="ru-RU"/>
         </w:rPr>
       </w:pPr>
-      <w:bookmarkStart w:id="370" w:name="_Toc9026"/>
-      <w:bookmarkStart w:id="371" w:name="_Toc1503402469"/>
+      <w:bookmarkStart w:id="370" w:name="_Toc1503402469"/>
+      <w:bookmarkStart w:id="371" w:name="_Toc3396609"/>
       <w:bookmarkStart w:id="372" w:name="_Toc692145267"/>
-      <w:bookmarkStart w:id="373" w:name="_Toc3396609"/>
+      <w:bookmarkStart w:id="373" w:name="_Toc9026"/>
       <w:r>
         <w:rPr>
           <w:rFonts w:hint="default"/>
@@ -13394,9 +13304,9 @@
           <w:lang w:val="en-US"/>
         </w:rPr>
       </w:pPr>
-      <w:bookmarkStart w:id="374" w:name="_Toc1486917041"/>
-      <w:bookmarkStart w:id="375" w:name="_Toc17555683"/>
-      <w:bookmarkStart w:id="376" w:name="_Toc240942393"/>
+      <w:bookmarkStart w:id="374" w:name="_Toc17555683"/>
+      <w:bookmarkStart w:id="375" w:name="_Toc240942393"/>
+      <w:bookmarkStart w:id="376" w:name="_Toc1486917041"/>
       <w:r>
         <w:rPr>
           <w:rFonts w:hint="default"/>
@@ -13492,9 +13402,9 @@
           <w:lang w:val="en-US"/>
         </w:rPr>
       </w:pPr>
-      <w:bookmarkStart w:id="377" w:name="_Toc1998499353"/>
+      <w:bookmarkStart w:id="377" w:name="_Toc173661853"/>
       <w:bookmarkStart w:id="378" w:name="_Toc799737827"/>
-      <w:bookmarkStart w:id="379" w:name="_Toc173661853"/>
+      <w:bookmarkStart w:id="379" w:name="_Toc1998499353"/>
       <w:r>
         <w:rPr>
           <w:rFonts w:hint="default"/>
@@ -13587,9 +13497,9 @@
           <w:lang w:val="ru-RU"/>
         </w:rPr>
       </w:pPr>
-      <w:bookmarkStart w:id="380" w:name="_Toc320713456"/>
+      <w:bookmarkStart w:id="380" w:name="_Toc1599914902"/>
       <w:bookmarkStart w:id="381" w:name="_Toc19540"/>
-      <w:bookmarkStart w:id="382" w:name="_Toc1599914902"/>
+      <w:bookmarkStart w:id="382" w:name="_Toc320713456"/>
       <w:r>
         <w:rPr>
           <w:rFonts w:hint="default"/>
@@ -13650,8 +13560,8 @@
           <w:lang w:val="ru-RU"/>
         </w:rPr>
       </w:pPr>
-      <w:bookmarkStart w:id="383" w:name="_Toc25905"/>
-      <w:bookmarkStart w:id="384" w:name="_Toc1365658625"/>
+      <w:bookmarkStart w:id="383" w:name="_Toc1365658625"/>
+      <w:bookmarkStart w:id="384" w:name="_Toc25905"/>
       <w:r>
         <w:rPr>
           <w:rFonts w:hint="default"/>
@@ -13699,9 +13609,9 @@
         </w:rPr>
       </w:pPr>
       <w:bookmarkStart w:id="385" w:name="_Toc1168174371"/>
-      <w:bookmarkStart w:id="386" w:name="_Toc21203"/>
-      <w:bookmarkStart w:id="387" w:name="_Toc713290203"/>
-      <w:bookmarkStart w:id="388" w:name="_Toc1854163164"/>
+      <w:bookmarkStart w:id="386" w:name="_Toc713290203"/>
+      <w:bookmarkStart w:id="387" w:name="_Toc1854163164"/>
+      <w:bookmarkStart w:id="388" w:name="_Toc21203"/>
       <w:r>
         <w:rPr>
           <w:rFonts w:hint="default"/>
@@ -14034,9 +13944,9 @@
         </w:rPr>
       </w:pPr>
       <w:bookmarkStart w:id="389" w:name="_Toc1639812082"/>
-      <w:bookmarkStart w:id="390" w:name="_Toc645419162"/>
+      <w:bookmarkStart w:id="390" w:name="_Toc1922683644"/>
       <w:bookmarkStart w:id="391" w:name="_Toc17394"/>
-      <w:bookmarkStart w:id="392" w:name="_Toc1922683644"/>
+      <w:bookmarkStart w:id="392" w:name="_Toc645419162"/>
       <w:r>
         <w:rPr>
           <w:rFonts w:hint="default"/>
@@ -14425,7 +14335,16 @@
           <w:rFonts w:hint="default"/>
           <w:lang w:val="en-US"/>
         </w:rPr>
-        <w:t>pip install -r requirements.txt</w:t>
+        <w:t>pip install -r pip_</w:t>
+      </w:r>
+      <w:bookmarkStart w:id="492" w:name="_GoBack"/>
+      <w:bookmarkEnd w:id="492"/>
+      <w:r>
+        <w:rPr>
+          <w:rFonts w:hint="default"/>
+          <w:lang w:val="en-US"/>
+        </w:rPr>
+        <w:t>requirements.txt</w:t>
       </w:r>
     </w:p>
     <w:p>
@@ -14469,9 +14388,9 @@
           <w:lang w:val="ru-RU"/>
         </w:rPr>
       </w:pPr>
-      <w:bookmarkStart w:id="393" w:name="_Toc1799607225"/>
-      <w:bookmarkStart w:id="394" w:name="_Toc23156"/>
-      <w:bookmarkStart w:id="395" w:name="_Toc167032673"/>
+      <w:bookmarkStart w:id="393" w:name="_Toc23156"/>
+      <w:bookmarkStart w:id="394" w:name="_Toc167032673"/>
+      <w:bookmarkStart w:id="395" w:name="_Toc1799607225"/>
       <w:r>
         <w:rPr>
           <w:rFonts w:hint="default"/>
@@ -14532,8 +14451,8 @@
           <w:lang w:val="ru-RU"/>
         </w:rPr>
       </w:pPr>
-      <w:bookmarkStart w:id="396" w:name="_Toc20862"/>
-      <w:bookmarkStart w:id="397" w:name="_Toc1177745145"/>
+      <w:bookmarkStart w:id="396" w:name="_Toc1177745145"/>
+      <w:bookmarkStart w:id="397" w:name="_Toc20862"/>
       <w:r>
         <w:rPr>
           <w:rFonts w:hint="default"/>
@@ -14594,10 +14513,10 @@
           <w:lang w:val="ru-RU"/>
         </w:rPr>
       </w:pPr>
-      <w:bookmarkStart w:id="398" w:name="_Toc1657086018"/>
+      <w:bookmarkStart w:id="398" w:name="_Toc232513305"/>
       <w:bookmarkStart w:id="399" w:name="_Toc5155"/>
-      <w:bookmarkStart w:id="400" w:name="_Toc232513305"/>
-      <w:bookmarkStart w:id="401" w:name="_Toc1885281952"/>
+      <w:bookmarkStart w:id="400" w:name="_Toc1885281952"/>
+      <w:bookmarkStart w:id="401" w:name="_Toc1657086018"/>
       <w:r>
         <w:rPr>
           <w:rFonts w:hint="default"/>
@@ -14654,9 +14573,9 @@
         </w:rPr>
       </w:pPr>
       <w:bookmarkStart w:id="402" w:name="_Toc3739"/>
-      <w:bookmarkStart w:id="403" w:name="_Toc103247617"/>
-      <w:bookmarkStart w:id="404" w:name="_Toc746449830"/>
-      <w:bookmarkStart w:id="405" w:name="_Toc1389509617"/>
+      <w:bookmarkStart w:id="403" w:name="_Toc746449830"/>
+      <w:bookmarkStart w:id="404" w:name="_Toc1389509617"/>
+      <w:bookmarkStart w:id="405" w:name="_Toc103247617"/>
       <w:r>
         <w:rPr>
           <w:rFonts w:hint="default"/>
@@ -14971,8 +14890,6 @@
         </w:rPr>
         <w:t>При остановке ноды, лидар может продолжить вращаться.</w:t>
       </w:r>
-      <w:bookmarkStart w:id="492" w:name="_GoBack"/>
-      <w:bookmarkEnd w:id="492"/>
     </w:p>
     <w:p>
       <w:pPr>
@@ -14989,9 +14906,9 @@
         </w:rPr>
       </w:pPr>
       <w:bookmarkStart w:id="406" w:name="_Toc1550914361"/>
-      <w:bookmarkStart w:id="407" w:name="_Toc27370"/>
-      <w:bookmarkStart w:id="408" w:name="_Toc1655009373"/>
-      <w:bookmarkStart w:id="409" w:name="_Toc2029550173"/>
+      <w:bookmarkStart w:id="407" w:name="_Toc1655009373"/>
+      <w:bookmarkStart w:id="408" w:name="_Toc2029550173"/>
+      <w:bookmarkStart w:id="409" w:name="_Toc27370"/>
       <w:r>
         <w:rPr>
           <w:rFonts w:hint="default"/>
@@ -15095,8 +15012,8 @@
           <w:lang w:val="ru-RU"/>
         </w:rPr>
       </w:pPr>
-      <w:bookmarkStart w:id="411" w:name="_Toc31239"/>
-      <w:bookmarkStart w:id="412" w:name="_Toc268625320"/>
+      <w:bookmarkStart w:id="411" w:name="_Toc268625320"/>
+      <w:bookmarkStart w:id="412" w:name="_Toc31239"/>
       <w:r>
         <w:rPr>
           <w:rFonts w:hint="default"/>
@@ -15226,8 +15143,8 @@
         </w:rPr>
       </w:pPr>
       <w:bookmarkStart w:id="413" w:name="_Toc1244206797"/>
-      <w:bookmarkStart w:id="414" w:name="_Toc2824"/>
-      <w:bookmarkStart w:id="415" w:name="_Toc859994573"/>
+      <w:bookmarkStart w:id="414" w:name="_Toc859994573"/>
+      <w:bookmarkStart w:id="415" w:name="_Toc2824"/>
       <w:r>
         <w:rPr>
           <w:rFonts w:hint="default"/>
@@ -15263,9 +15180,9 @@
           <w:lang w:val="en-US"/>
         </w:rPr>
       </w:pPr>
-      <w:bookmarkStart w:id="416" w:name="_Toc23979"/>
+      <w:bookmarkStart w:id="416" w:name="_Toc521758221"/>
       <w:bookmarkStart w:id="417" w:name="_Toc1461226691"/>
-      <w:bookmarkStart w:id="418" w:name="_Toc521758221"/>
+      <w:bookmarkStart w:id="418" w:name="_Toc23979"/>
       <w:r>
         <w:rPr>
           <w:rFonts w:hint="default"/>
@@ -15456,8 +15373,8 @@
         </w:rPr>
       </w:pPr>
       <w:bookmarkStart w:id="419" w:name="_Toc21183"/>
-      <w:bookmarkStart w:id="420" w:name="_Toc1909506514"/>
-      <w:bookmarkStart w:id="421" w:name="_Toc110165919"/>
+      <w:bookmarkStart w:id="420" w:name="_Toc110165919"/>
+      <w:bookmarkStart w:id="421" w:name="_Toc1909506514"/>
       <w:r>
         <w:rPr>
           <w:rFonts w:hint="default"/>
@@ -15619,8 +15536,8 @@
           <w:lang w:val="ru-RU"/>
         </w:rPr>
       </w:pPr>
-      <w:bookmarkStart w:id="422" w:name="_Toc12266"/>
-      <w:bookmarkStart w:id="423" w:name="_Toc135042259"/>
+      <w:bookmarkStart w:id="422" w:name="_Toc135042259"/>
+      <w:bookmarkStart w:id="423" w:name="_Toc12266"/>
       <w:r>
         <w:rPr>
           <w:rFonts w:hint="default"/>
@@ -16047,8 +15964,8 @@
           <w:lang w:val="ru-RU"/>
         </w:rPr>
       </w:pPr>
-      <w:bookmarkStart w:id="424" w:name="_Toc29375"/>
-      <w:bookmarkStart w:id="425" w:name="_Toc101344189"/>
+      <w:bookmarkStart w:id="424" w:name="_Toc101344189"/>
+      <w:bookmarkStart w:id="425" w:name="_Toc29375"/>
       <w:bookmarkStart w:id="426" w:name="_Toc1146547393"/>
       <w:r>
         <w:rPr>
@@ -16234,10 +16151,10 @@
           <w:lang w:val="ru-RU"/>
         </w:rPr>
       </w:pPr>
-      <w:bookmarkStart w:id="427" w:name="_Toc632"/>
-      <w:bookmarkStart w:id="428" w:name="_Toc737251953"/>
-      <w:bookmarkStart w:id="429" w:name="_Toc245531148"/>
-      <w:bookmarkStart w:id="430" w:name="_Toc613885881"/>
+      <w:bookmarkStart w:id="427" w:name="_Toc737251953"/>
+      <w:bookmarkStart w:id="428" w:name="_Toc245531148"/>
+      <w:bookmarkStart w:id="429" w:name="_Toc613885881"/>
+      <w:bookmarkStart w:id="430" w:name="_Toc632"/>
       <w:r>
         <w:rPr>
           <w:rFonts w:hint="default"/>
@@ -17300,10 +17217,10 @@
           <w:lang w:val="ru-RU"/>
         </w:rPr>
       </w:pPr>
-      <w:bookmarkStart w:id="431" w:name="_Toc1168675054"/>
+      <w:bookmarkStart w:id="431" w:name="_Toc526672558"/>
       <w:bookmarkStart w:id="432" w:name="_Toc1292543685"/>
       <w:bookmarkStart w:id="433" w:name="_Toc31695"/>
-      <w:bookmarkStart w:id="434" w:name="_Toc526672558"/>
+      <w:bookmarkStart w:id="434" w:name="_Toc1168675054"/>
       <w:r>
         <w:rPr>
           <w:rFonts w:hint="default"/>
@@ -18435,10 +18352,10 @@
           <w:lang w:val="ru-RU"/>
         </w:rPr>
       </w:pPr>
-      <w:bookmarkStart w:id="435" w:name="_Toc28470"/>
-      <w:bookmarkStart w:id="436" w:name="_Toc127156634"/>
-      <w:bookmarkStart w:id="437" w:name="_Toc1700829849"/>
-      <w:bookmarkStart w:id="438" w:name="_Toc1105385415"/>
+      <w:bookmarkStart w:id="435" w:name="_Toc1700829849"/>
+      <w:bookmarkStart w:id="436" w:name="_Toc1105385415"/>
+      <w:bookmarkStart w:id="437" w:name="_Toc127156634"/>
+      <w:bookmarkStart w:id="438" w:name="_Toc28470"/>
       <w:r>
         <w:rPr>
           <w:rFonts w:hint="default"/>
@@ -19745,9 +19662,9 @@
           <w:lang w:val="ru-RU"/>
         </w:rPr>
       </w:pPr>
-      <w:bookmarkStart w:id="439" w:name="_Toc11247"/>
-      <w:bookmarkStart w:id="440" w:name="_Toc1714107064"/>
-      <w:bookmarkStart w:id="441" w:name="_Toc847700259"/>
+      <w:bookmarkStart w:id="439" w:name="_Toc847700259"/>
+      <w:bookmarkStart w:id="440" w:name="_Toc11247"/>
+      <w:bookmarkStart w:id="441" w:name="_Toc1714107064"/>
       <w:bookmarkStart w:id="442" w:name="_Toc1512232288"/>
       <w:r>
         <w:rPr>
@@ -20186,9 +20103,9 @@
           <w:lang w:val="ru-RU"/>
         </w:rPr>
       </w:pPr>
-      <w:bookmarkStart w:id="443" w:name="_Toc1523281115"/>
-      <w:bookmarkStart w:id="444" w:name="_Toc20843"/>
-      <w:bookmarkStart w:id="445" w:name="_Toc255905900"/>
+      <w:bookmarkStart w:id="443" w:name="_Toc255905900"/>
+      <w:bookmarkStart w:id="444" w:name="_Toc1523281115"/>
+      <w:bookmarkStart w:id="445" w:name="_Toc20843"/>
       <w:r>
         <w:rPr>
           <w:rFonts w:hint="default"/>
@@ -20287,10 +20204,10 @@
           <w:lang w:val="ru-RU"/>
         </w:rPr>
       </w:pPr>
-      <w:bookmarkStart w:id="446" w:name="_Toc11438"/>
-      <w:bookmarkStart w:id="447" w:name="_Toc1551914756"/>
-      <w:bookmarkStart w:id="448" w:name="_Toc1398945676"/>
-      <w:bookmarkStart w:id="449" w:name="_Toc1109515789"/>
+      <w:bookmarkStart w:id="446" w:name="_Toc1398945676"/>
+      <w:bookmarkStart w:id="447" w:name="_Toc11438"/>
+      <w:bookmarkStart w:id="448" w:name="_Toc1109515789"/>
+      <w:bookmarkStart w:id="449" w:name="_Toc1551914756"/>
       <w:r>
         <w:rPr>
           <w:rFonts w:hint="default"/>
@@ -20316,8 +20233,8 @@
           <w:lang w:val="ru-RU"/>
         </w:rPr>
       </w:pPr>
-      <w:bookmarkStart w:id="450" w:name="_Toc1548352005"/>
-      <w:bookmarkStart w:id="451" w:name="_Toc1004873478"/>
+      <w:bookmarkStart w:id="450" w:name="_Toc1004873478"/>
+      <w:bookmarkStart w:id="451" w:name="_Toc1548352005"/>
       <w:bookmarkStart w:id="452" w:name="_Toc23471"/>
       <w:bookmarkStart w:id="453" w:name="_Toc1714101995"/>
       <w:r>
@@ -20525,8 +20442,8 @@
           <w:lang w:val="ru-RU"/>
         </w:rPr>
       </w:pPr>
-      <w:bookmarkStart w:id="454" w:name="_Toc2063561458"/>
-      <w:bookmarkStart w:id="455" w:name="_Toc309542913"/>
+      <w:bookmarkStart w:id="454" w:name="_Toc309542913"/>
+      <w:bookmarkStart w:id="455" w:name="_Toc2063561458"/>
       <w:bookmarkStart w:id="456" w:name="_Toc24709"/>
       <w:bookmarkStart w:id="457" w:name="_Toc1476084788"/>
       <w:r>
@@ -20706,10 +20623,10 @@
           <w:lang w:val="ru-RU"/>
         </w:rPr>
       </w:pPr>
-      <w:bookmarkStart w:id="458" w:name="_Toc2034256937"/>
+      <w:bookmarkStart w:id="458" w:name="_Toc715962519"/>
       <w:bookmarkStart w:id="459" w:name="_Toc24547"/>
-      <w:bookmarkStart w:id="460" w:name="_Toc715962519"/>
-      <w:bookmarkStart w:id="461" w:name="_Toc1266321310"/>
+      <w:bookmarkStart w:id="460" w:name="_Toc1266321310"/>
+      <w:bookmarkStart w:id="461" w:name="_Toc2034256937"/>
       <w:r>
         <w:rPr>
           <w:rFonts w:hint="default"/>
@@ -21022,9 +20939,9 @@
         </w:rPr>
       </w:pPr>
       <w:bookmarkStart w:id="462" w:name="_Toc1542339333"/>
-      <w:bookmarkStart w:id="463" w:name="_Toc11734"/>
+      <w:bookmarkStart w:id="463" w:name="_Toc1577690985"/>
       <w:bookmarkStart w:id="464" w:name="_Toc159742386"/>
-      <w:bookmarkStart w:id="465" w:name="_Toc1577690985"/>
+      <w:bookmarkStart w:id="465" w:name="_Toc11734"/>
       <w:r>
         <w:rPr>
           <w:rFonts w:hint="default"/>
@@ -21337,8 +21254,8 @@
       </w:pPr>
       <w:bookmarkStart w:id="466" w:name="_Toc16075"/>
       <w:bookmarkStart w:id="467" w:name="_Toc1440812304"/>
-      <w:bookmarkStart w:id="468" w:name="_Toc1897170457"/>
-      <w:bookmarkStart w:id="469" w:name="_Toc285245704"/>
+      <w:bookmarkStart w:id="468" w:name="_Toc285245704"/>
+      <w:bookmarkStart w:id="469" w:name="_Toc1897170457"/>
       <w:r>
         <w:rPr>
           <w:rFonts w:hint="default"/>
@@ -21459,8 +21376,8 @@
       </w:pPr>
       <w:bookmarkStart w:id="470" w:name="_Toc1392115753"/>
       <w:bookmarkStart w:id="471" w:name="_Toc16047"/>
-      <w:bookmarkStart w:id="472" w:name="_Toc1272126035"/>
-      <w:bookmarkStart w:id="473" w:name="_Toc1933860028"/>
+      <w:bookmarkStart w:id="472" w:name="_Toc1933860028"/>
+      <w:bookmarkStart w:id="473" w:name="_Toc1272126035"/>
       <w:r>
         <w:rPr>
           <w:rFonts w:hint="default"/>
@@ -21486,8 +21403,8 @@
           <w:lang w:val="ru-RU"/>
         </w:rPr>
       </w:pPr>
-      <w:bookmarkStart w:id="474" w:name="_Toc572925986"/>
-      <w:bookmarkStart w:id="475" w:name="_Toc32041"/>
+      <w:bookmarkStart w:id="474" w:name="_Toc32041"/>
+      <w:bookmarkStart w:id="475" w:name="_Toc572925986"/>
       <w:bookmarkStart w:id="476" w:name="_Toc2109252647"/>
       <w:bookmarkStart w:id="477" w:name="_Toc1060231153"/>
       <w:r>
@@ -21865,8 +21782,8 @@
       </w:pPr>
       <w:bookmarkStart w:id="478" w:name="_Toc736372543"/>
       <w:bookmarkStart w:id="479" w:name="_Toc319668351"/>
-      <w:bookmarkStart w:id="480" w:name="_Toc17398"/>
-      <w:bookmarkStart w:id="481" w:name="_Toc288642313"/>
+      <w:bookmarkStart w:id="480" w:name="_Toc288642313"/>
+      <w:bookmarkStart w:id="481" w:name="_Toc17398"/>
       <w:r>
         <w:rPr>
           <w:rFonts w:hint="default"/>
@@ -22302,8 +22219,8 @@
         </w:rPr>
       </w:pPr>
       <w:bookmarkStart w:id="482" w:name="_Toc628044856"/>
-      <w:bookmarkStart w:id="483" w:name="_Toc29393"/>
-      <w:bookmarkStart w:id="484" w:name="_Toc27318773"/>
+      <w:bookmarkStart w:id="483" w:name="_Toc27318773"/>
+      <w:bookmarkStart w:id="484" w:name="_Toc29393"/>
       <w:r>
         <w:rPr>
           <w:rFonts w:hint="default"/>
@@ -22655,10 +22572,10 @@
           <w:lang w:val="ru-RU"/>
         </w:rPr>
       </w:pPr>
-      <w:bookmarkStart w:id="485" w:name="_Toc32425"/>
-      <w:bookmarkStart w:id="486" w:name="_Toc947238952"/>
-      <w:bookmarkStart w:id="487" w:name="_Toc1448686040"/>
-      <w:bookmarkStart w:id="488" w:name="_Toc1233893006"/>
+      <w:bookmarkStart w:id="485" w:name="_Toc947238952"/>
+      <w:bookmarkStart w:id="486" w:name="_Toc1233893006"/>
+      <w:bookmarkStart w:id="487" w:name="_Toc32425"/>
+      <w:bookmarkStart w:id="488" w:name="_Toc1448686040"/>
       <w:r>
         <w:rPr>
           <w:rFonts w:hint="default"/>
@@ -22957,8 +22874,8 @@
           <w:lang w:val="ru-RU"/>
         </w:rPr>
       </w:pPr>
-      <w:bookmarkStart w:id="489" w:name="_Toc170684056"/>
-      <w:bookmarkStart w:id="490" w:name="_Toc27481"/>
+      <w:bookmarkStart w:id="489" w:name="_Toc27481"/>
+      <w:bookmarkStart w:id="490" w:name="_Toc170684056"/>
       <w:bookmarkStart w:id="491" w:name="_Toc1888557216"/>
       <w:r>
         <w:rPr>
